--- a/TS-Padam/TS-5.7/TS 5.7 Tamil Pada Paatam Corrections.docx
+++ b/TS-Padam/TS-5.7/TS 5.7 Tamil Pada Paatam Corrections.docx
@@ -2,6 +2,710 @@
 <file path=word/document.xml><?xml version="1.0" encoding="utf-8"?>
 <w:document xmlns:wpc="http://schemas.microsoft.com/office/word/2010/wordprocessingCanvas" xmlns:cx="http://schemas.microsoft.com/office/drawing/2014/chartex" xmlns:cx1="http://schemas.microsoft.com/office/drawing/2015/9/8/chartex" xmlns:cx2="http://schemas.microsoft.com/office/drawing/2015/10/21/chartex" xmlns:cx3="http://schemas.microsoft.com/office/drawing/2016/5/9/chartex" xmlns:cx4="http://schemas.microsoft.com/office/drawing/2016/5/10/chartex" xmlns:cx5="http://schemas.microsoft.com/office/drawing/2016/5/11/chartex" xmlns:cx6="http://schemas.microsoft.com/office/drawing/2016/5/12/chartex" xmlns:cx7="http://schemas.microsoft.com/office/drawing/2016/5/13/chartex" xmlns:cx8="http://schemas.microsoft.com/office/drawing/2016/5/14/chartex" xmlns:mc="http://schemas.openxmlformats.org/markup-compatibility/2006" xmlns:aink="http://schemas.microsoft.com/office/drawing/2016/ink" xmlns:am3d="http://schemas.microsoft.com/office/drawing/2017/model3d" xmlns:o="urn:schemas-microsoft-com:office:office" xmlns:oel="http://schemas.microsoft.com/office/2019/extlst" xmlns:r="http://schemas.openxmlformats.org/officeDocument/2006/relationships" xmlns:m="http://schemas.openxmlformats.org/officeDocument/2006/math" xmlns:v="urn:schemas-microsoft-com:vml" xmlns:wp14="http://schemas.microsoft.com/office/word/2010/wordprocessingDrawing" xmlns:wp="http://schemas.openxmlformats.org/drawingml/2006/wordprocessingDrawing" xmlns:w10="urn:schemas-microsoft-com:office:word" xmlns:w="http://schemas.openxmlformats.org/wordprocessingml/2006/main" xmlns:w14="http://schemas.microsoft.com/office/word/2010/wordml" xmlns:w15="http://schemas.microsoft.com/office/word/2012/wordml" xmlns:w16cex="http://schemas.microsoft.com/office/word/2018/wordml/cex" xmlns:w16cid="http://schemas.microsoft.com/office/word/2016/wordml/cid" xmlns:w16="http://schemas.microsoft.com/office/word/2018/wordml" xmlns:w16du="http://schemas.microsoft.com/office/word/2023/wordml/word16du" xmlns:w16sdtdh="http://schemas.microsoft.com/office/word/2020/wordml/sdtdatahash" xmlns:w16sdtfl="http://schemas.microsoft.com/office/word/2024/wordml/sdtformatlock" xmlns:w16se="http://schemas.microsoft.com/office/word/2015/wordml/symex" xmlns:wpg="http://schemas.microsoft.com/office/word/2010/wordprocessingGroup" xmlns:wpi="http://schemas.microsoft.com/office/word/2010/wordprocessingInk" xmlns:wne="http://schemas.microsoft.com/office/word/2006/wordml" xmlns:wps="http://schemas.microsoft.com/office/word/2010/wordprocessingShape" mc:Ignorable="w14 w15 w16se w16cid w16 w16cex w16sdtdh w16sdtfl w16du wp14">
   <w:body>
+    <w:p>
+      <w:pPr>
+        <w:jc w:val="center"/>
+        <w:rPr>
+          <w:b/>
+          <w:bCs/>
+          <w:sz w:val="32"/>
+          <w:szCs w:val="32"/>
+          <w:u w:val="single"/>
+        </w:rPr>
+      </w:pPr>
+      <w:r>
+        <w:rPr>
+          <w:b/>
+          <w:bCs/>
+          <w:sz w:val="32"/>
+          <w:szCs w:val="32"/>
+          <w:u w:val="single"/>
+        </w:rPr>
+        <w:t>TS Pada Paatam – TS 5.7 Tamil co</w:t>
+      </w:r>
+      <w:r>
+        <w:rPr>
+          <w:b/>
+          <w:bCs/>
+          <w:sz w:val="32"/>
+          <w:szCs w:val="32"/>
+          <w:u w:val="single"/>
+        </w:rPr>
+        <w:t>rrections –</w:t>
+      </w:r>
+      <w:r>
+        <w:rPr>
+          <w:b/>
+          <w:bCs/>
+          <w:sz w:val="32"/>
+          <w:szCs w:val="32"/>
+          <w:u w:val="single"/>
+        </w:rPr>
+        <w:t xml:space="preserve"> </w:t>
+      </w:r>
+      <w:r>
+        <w:rPr>
+          <w:b/>
+          <w:bCs/>
+          <w:sz w:val="32"/>
+          <w:szCs w:val="32"/>
+          <w:u w:val="single"/>
+        </w:rPr>
+        <w:t xml:space="preserve">Observed till </w:t>
+      </w:r>
+      <w:r>
+        <w:rPr>
+          <w:b/>
+          <w:bCs/>
+          <w:sz w:val="32"/>
+          <w:szCs w:val="32"/>
+          <w:highlight w:val="red"/>
+          <w:u w:val="single"/>
+        </w:rPr>
+        <w:t>?????</w:t>
+      </w:r>
+    </w:p>
+    <w:p>
+      <w:pPr>
+        <w:jc w:val="center"/>
+        <w:rPr>
+          <w:b/>
+          <w:bCs/>
+        </w:rPr>
+      </w:pPr>
+      <w:r>
+        <w:rPr>
+          <w:b/>
+          <w:bCs/>
+        </w:rPr>
+        <w:t xml:space="preserve"> (ignore those which are already incorporated in your book’s version and date)</w:t>
+      </w:r>
+    </w:p>
+    <w:tbl>
+      <w:tblPr>
+        <w:tblW w:w="12949" w:type="dxa"/>
+        <w:tblInd w:w="-792" w:type="dxa"/>
+        <w:tblBorders>
+          <w:top w:val="single" w:sz="4" w:space="0" w:color="000000"/>
+          <w:left w:val="single" w:sz="4" w:space="0" w:color="000000"/>
+          <w:bottom w:val="single" w:sz="4" w:space="0" w:color="000000"/>
+          <w:right w:val="single" w:sz="4" w:space="0" w:color="000000"/>
+          <w:insideH w:val="single" w:sz="4" w:space="0" w:color="000000"/>
+          <w:insideV w:val="single" w:sz="4" w:space="0" w:color="000000"/>
+        </w:tblBorders>
+        <w:tblLook w:val="04A0" w:firstRow="1" w:lastRow="0" w:firstColumn="1" w:lastColumn="0" w:noHBand="0" w:noVBand="1"/>
+      </w:tblPr>
+      <w:tblGrid>
+        <w:gridCol w:w="3168"/>
+        <w:gridCol w:w="4820"/>
+        <w:gridCol w:w="4961"/>
+      </w:tblGrid>
+      <w:tr>
+        <w:tc>
+          <w:tcPr>
+            <w:tcW w:w="3168" w:type="dxa"/>
+          </w:tcPr>
+          <w:p>
+            <w:pPr>
+              <w:spacing w:before="0" w:line="240" w:lineRule="auto"/>
+              <w:jc w:val="center"/>
+              <w:rPr>
+                <w:sz w:val="32"/>
+                <w:szCs w:val="32"/>
+              </w:rPr>
+            </w:pPr>
+            <w:r>
+              <w:rPr>
+                <w:sz w:val="32"/>
+                <w:szCs w:val="32"/>
+              </w:rPr>
+              <w:t>Section, Paragraph</w:t>
+            </w:r>
+          </w:p>
+          <w:p>
+            <w:pPr>
+              <w:spacing w:before="0" w:line="240" w:lineRule="auto"/>
+              <w:jc w:val="center"/>
+              <w:rPr>
+                <w:sz w:val="32"/>
+                <w:szCs w:val="32"/>
+              </w:rPr>
+            </w:pPr>
+            <w:r>
+              <w:rPr>
+                <w:sz w:val="32"/>
+                <w:szCs w:val="32"/>
+              </w:rPr>
+              <w:t>Reference</w:t>
+            </w:r>
+          </w:p>
+        </w:tc>
+        <w:tc>
+          <w:tcPr>
+            <w:tcW w:w="4820" w:type="dxa"/>
+          </w:tcPr>
+          <w:p>
+            <w:pPr>
+              <w:spacing w:before="0" w:line="240" w:lineRule="auto"/>
+              <w:jc w:val="center"/>
+              <w:rPr>
+                <w:sz w:val="32"/>
+                <w:szCs w:val="32"/>
+              </w:rPr>
+            </w:pPr>
+            <w:r>
+              <w:rPr>
+                <w:sz w:val="32"/>
+                <w:szCs w:val="32"/>
+              </w:rPr>
+              <w:t>As Printed</w:t>
+            </w:r>
+          </w:p>
+        </w:tc>
+        <w:tc>
+          <w:tcPr>
+            <w:tcW w:w="4961" w:type="dxa"/>
+          </w:tcPr>
+          <w:p>
+            <w:pPr>
+              <w:spacing w:before="0" w:line="240" w:lineRule="auto"/>
+              <w:ind w:right="-18"/>
+              <w:jc w:val="center"/>
+              <w:rPr>
+                <w:sz w:val="32"/>
+                <w:szCs w:val="32"/>
+              </w:rPr>
+            </w:pPr>
+            <w:r>
+              <w:rPr>
+                <w:sz w:val="32"/>
+                <w:szCs w:val="32"/>
+              </w:rPr>
+              <w:t>To be read as or corrected as</w:t>
+            </w:r>
+          </w:p>
+        </w:tc>
+      </w:tr>
+      <w:tr>
+        <w:trPr>
+          <w:trHeight w:val="1105"/>
+        </w:trPr>
+        <w:tc>
+          <w:tcPr>
+            <w:tcW w:w="3168" w:type="dxa"/>
+            <w:tcBorders>
+              <w:top w:val="single" w:sz="4" w:space="0" w:color="000000"/>
+              <w:left w:val="single" w:sz="4" w:space="0" w:color="000000"/>
+              <w:bottom w:val="single" w:sz="4" w:space="0" w:color="000000"/>
+              <w:right w:val="single" w:sz="4" w:space="0" w:color="000000"/>
+            </w:tcBorders>
+          </w:tcPr>
+          <w:p>
+            <w:pPr>
+              <w:spacing w:before="0" w:line="240" w:lineRule="auto"/>
+              <w:rPr>
+                <w:rFonts w:cs="Latha"/>
+                <w:b/>
+                <w:sz w:val="28"/>
+                <w:szCs w:val="28"/>
+                <w:lang w:val="it-IT" w:bidi="ta-IN"/>
+              </w:rPr>
+            </w:pPr>
+            <w:r>
+              <w:rPr>
+                <w:rFonts w:cs="Latha"/>
+                <w:b/>
+                <w:sz w:val="28"/>
+                <w:szCs w:val="28"/>
+                <w:lang w:val="it-IT" w:bidi="ta-IN"/>
+              </w:rPr>
+              <w:t>5.7.</w:t>
+            </w:r>
+            <w:r>
+              <w:rPr>
+                <w:rFonts w:cs="Latha"/>
+                <w:b/>
+                <w:sz w:val="28"/>
+                <w:szCs w:val="28"/>
+                <w:lang w:val="it-IT" w:bidi="ta-IN"/>
+              </w:rPr>
+              <w:t>1.1</w:t>
+            </w:r>
+            <w:r>
+              <w:rPr>
+                <w:rFonts w:cs="Latha"/>
+                <w:b/>
+                <w:sz w:val="28"/>
+                <w:szCs w:val="28"/>
+                <w:lang w:val="it-IT" w:bidi="ta-IN"/>
+              </w:rPr>
+              <w:t xml:space="preserve"> – Padam</w:t>
+            </w:r>
+          </w:p>
+          <w:p>
+            <w:pPr>
+              <w:spacing w:before="0" w:line="240" w:lineRule="auto"/>
+              <w:rPr>
+                <w:rFonts w:cs="Latha"/>
+                <w:b/>
+                <w:sz w:val="28"/>
+                <w:szCs w:val="28"/>
+                <w:lang w:val="it-IT" w:bidi="ta-IN"/>
+              </w:rPr>
+            </w:pPr>
+            <w:r>
+              <w:rPr>
+                <w:rFonts w:cs="Latha"/>
+                <w:b/>
+                <w:sz w:val="28"/>
+                <w:szCs w:val="28"/>
+                <w:lang w:val="it-IT" w:bidi="ta-IN"/>
+              </w:rPr>
+              <w:t xml:space="preserve">Padam No. - </w:t>
+            </w:r>
+            <w:r>
+              <w:rPr>
+                <w:rFonts w:cs="Latha"/>
+                <w:b/>
+                <w:sz w:val="28"/>
+                <w:szCs w:val="28"/>
+                <w:lang w:val="it-IT" w:bidi="ta-IN"/>
+              </w:rPr>
+              <w:t>25</w:t>
+            </w:r>
+          </w:p>
+          <w:p>
+            <w:pPr>
+              <w:spacing w:before="0" w:line="240" w:lineRule="auto"/>
+              <w:rPr>
+                <w:rFonts w:cs="Latha"/>
+                <w:b/>
+                <w:sz w:val="28"/>
+                <w:szCs w:val="28"/>
+                <w:lang w:val="it-IT" w:bidi="ta-IN"/>
+              </w:rPr>
+            </w:pPr>
+            <w:r>
+              <w:rPr>
+                <w:rFonts w:cs="Latha"/>
+                <w:b/>
+                <w:sz w:val="28"/>
+                <w:szCs w:val="28"/>
+                <w:lang w:val="it-IT" w:bidi="ta-IN"/>
+              </w:rPr>
+              <w:t xml:space="preserve">Panchaati  No. -  </w:t>
+            </w:r>
+            <w:r>
+              <w:rPr>
+                <w:rFonts w:cs="Latha"/>
+                <w:b/>
+                <w:sz w:val="28"/>
+                <w:szCs w:val="28"/>
+                <w:lang w:val="it-IT" w:bidi="ta-IN"/>
+              </w:rPr>
+              <w:t>1</w:t>
+            </w:r>
+          </w:p>
+        </w:tc>
+        <w:tc>
+          <w:tcPr>
+            <w:tcW w:w="4820" w:type="dxa"/>
+            <w:tcBorders>
+              <w:top w:val="single" w:sz="4" w:space="0" w:color="000000"/>
+              <w:left w:val="single" w:sz="4" w:space="0" w:color="000000"/>
+              <w:bottom w:val="single" w:sz="4" w:space="0" w:color="000000"/>
+              <w:right w:val="single" w:sz="4" w:space="0" w:color="000000"/>
+            </w:tcBorders>
+          </w:tcPr>
+          <w:p>
+            <w:pPr>
+              <w:widowControl w:val="0"/>
+              <w:autoSpaceDE w:val="0"/>
+              <w:autoSpaceDN w:val="0"/>
+              <w:adjustRightInd w:val="0"/>
+              <w:spacing w:line="252" w:lineRule="auto"/>
+              <w:ind w:right="132"/>
+              <w:rPr>
+                <w:rFonts w:ascii="BRH Malayalam Extra" w:hAnsi="BRH Malayalam Extra" w:cs="BRH Malayalam Extra"/>
+                <w:sz w:val="40"/>
+                <w:szCs w:val="40"/>
+                <w:lang w:val="it-IT"/>
+              </w:rPr>
+            </w:pPr>
+            <w:r>
+              <w:rPr>
+                <w:rFonts w:ascii="Latha" w:hAnsi="Latha" w:cs="Latha"/>
+                <w:sz w:val="28"/>
+                <w:szCs w:val="28"/>
+                <w:cs/>
+                <w:lang w:bidi="ta-IN"/>
+              </w:rPr>
+              <w:t>ம்</w:t>
+            </w:r>
+            <w:r>
+              <w:rPr>
+                <w:rFonts w:ascii="Latha" w:hAnsi="Latha" w:cs="Latha"/>
+                <w:b/>
+                <w:bCs/>
+                <w:i/>
+                <w:iCs/>
+                <w:sz w:val="28"/>
+                <w:szCs w:val="28"/>
+                <w:cs/>
+                <w:lang w:bidi="ta-IN"/>
+              </w:rPr>
+              <w:t>ரு</w:t>
+            </w:r>
+            <w:r>
+              <w:rPr>
+                <w:rFonts w:ascii="BRH Tamil Tab Extra" w:hAnsi="BRH Tamil Tab Extra" w:cs="Latha"/>
+                <w:b/>
+                <w:sz w:val="32"/>
+                <w:szCs w:val="28"/>
+              </w:rPr>
+              <w:t>…</w:t>
+            </w:r>
+            <w:r>
+              <w:rPr>
+                <w:rFonts w:ascii="Latha" w:hAnsi="Latha" w:cs="Latha"/>
+                <w:sz w:val="28"/>
+                <w:szCs w:val="28"/>
+                <w:cs/>
+                <w:lang w:bidi="ta-IN"/>
+              </w:rPr>
+              <w:t>ஶே</w:t>
+            </w:r>
+            <w:r>
+              <w:rPr>
+                <w:rFonts w:ascii="BRH Tamil Tab Extra" w:hAnsi="BRH Tamil Tab Extra" w:cs="Latha"/>
+                <w:b/>
+                <w:sz w:val="32"/>
+                <w:szCs w:val="28"/>
+              </w:rPr>
+              <w:t>…</w:t>
+            </w:r>
+            <w:r>
+              <w:rPr>
+                <w:rFonts w:ascii="Latha" w:hAnsi="Latha" w:cs="Latha"/>
+                <w:sz w:val="28"/>
+                <w:szCs w:val="28"/>
+                <w:cs/>
+                <w:lang w:bidi="ta-IN"/>
+              </w:rPr>
+              <w:t xml:space="preserve">த் </w:t>
+            </w:r>
+            <w:r>
+              <w:rPr>
+                <w:rFonts w:ascii="Latha" w:hAnsi="Latha" w:cs="Latha"/>
+                <w:sz w:val="28"/>
+                <w:szCs w:val="28"/>
+              </w:rPr>
+              <w:t xml:space="preserve">| </w:t>
+            </w:r>
+            <w:r>
+              <w:rPr>
+                <w:rFonts w:ascii="Latha" w:hAnsi="Latha" w:cs="Latha"/>
+                <w:sz w:val="28"/>
+                <w:szCs w:val="28"/>
+                <w:cs/>
+                <w:lang w:bidi="ta-IN"/>
+              </w:rPr>
+              <w:t>த்ரி</w:t>
+            </w:r>
+            <w:r>
+              <w:rPr>
+                <w:rFonts w:ascii="BRH Tamil Tab Extra" w:hAnsi="BRH Tamil Tab Extra" w:cs="Latha"/>
+                <w:b/>
+                <w:sz w:val="32"/>
+                <w:szCs w:val="28"/>
+              </w:rPr>
+              <w:t>…</w:t>
+            </w:r>
+            <w:r>
+              <w:rPr>
+                <w:rFonts w:ascii="Latha" w:hAnsi="Latha" w:cs="Latha"/>
+                <w:sz w:val="28"/>
+                <w:szCs w:val="28"/>
+                <w:cs/>
+                <w:lang w:bidi="ta-IN"/>
+              </w:rPr>
+              <w:t>ஷ்டுபா</w:t>
+            </w:r>
+            <w:r>
+              <w:rPr>
+                <w:rFonts w:ascii="BRH Tamil Tab Extra" w:hAnsi="BRH Tamil Tab Extra" w:cs="Latha"/>
+                <w:b/>
+                <w:sz w:val="36"/>
+                <w:szCs w:val="28"/>
+              </w:rPr>
+              <w:t>‡</w:t>
+            </w:r>
+            <w:r>
+              <w:rPr>
+                <w:rFonts w:ascii="Latha" w:hAnsi="Latha" w:cs="Latha"/>
+                <w:b/>
+                <w:bCs/>
+                <w:position w:val="-12"/>
+                <w:sz w:val="28"/>
+                <w:szCs w:val="28"/>
+                <w:cs/>
+                <w:lang w:bidi="ta-IN"/>
+              </w:rPr>
+              <w:t>4</w:t>
+            </w:r>
+            <w:r>
+              <w:rPr>
+                <w:rFonts w:ascii="Latha" w:hAnsi="Latha" w:cs="Latha"/>
+                <w:b/>
+                <w:bCs/>
+                <w:sz w:val="32"/>
+                <w:szCs w:val="32"/>
+                <w:highlight w:val="yellow"/>
+                <w:cs/>
+                <w:lang w:bidi="ta-IN"/>
+              </w:rPr>
+              <w:t>:</w:t>
+            </w:r>
+            <w:r>
+              <w:rPr>
+                <w:rFonts w:ascii="Latha" w:hAnsi="Latha" w:cs="Latha"/>
+                <w:sz w:val="28"/>
+                <w:szCs w:val="28"/>
+                <w:cs/>
+                <w:lang w:bidi="ta-IN"/>
+              </w:rPr>
+              <w:t xml:space="preserve"> </w:t>
+            </w:r>
+            <w:r>
+              <w:rPr>
+                <w:rFonts w:ascii="Latha" w:hAnsi="Latha" w:cs="Latha"/>
+                <w:sz w:val="28"/>
+                <w:szCs w:val="28"/>
+              </w:rPr>
+              <w:t>|</w:t>
+            </w:r>
+          </w:p>
+        </w:tc>
+        <w:tc>
+          <w:tcPr>
+            <w:tcW w:w="4961" w:type="dxa"/>
+            <w:tcBorders>
+              <w:top w:val="single" w:sz="4" w:space="0" w:color="000000"/>
+              <w:left w:val="single" w:sz="4" w:space="0" w:color="000000"/>
+              <w:bottom w:val="single" w:sz="4" w:space="0" w:color="000000"/>
+              <w:right w:val="single" w:sz="4" w:space="0" w:color="000000"/>
+            </w:tcBorders>
+          </w:tcPr>
+          <w:p>
+            <w:pPr>
+              <w:widowControl w:val="0"/>
+              <w:autoSpaceDE w:val="0"/>
+              <w:autoSpaceDN w:val="0"/>
+              <w:adjustRightInd w:val="0"/>
+              <w:spacing w:line="252" w:lineRule="auto"/>
+              <w:ind w:right="132"/>
+              <w:rPr>
+                <w:rFonts w:ascii="BRH Malayalam Extra" w:hAnsi="BRH Malayalam Extra" w:cs="BRH Malayalam Extra"/>
+                <w:sz w:val="40"/>
+                <w:szCs w:val="40"/>
+                <w:lang w:val="it-IT"/>
+              </w:rPr>
+            </w:pPr>
+            <w:r>
+              <w:rPr>
+                <w:rFonts w:ascii="Latha" w:hAnsi="Latha" w:cs="Latha"/>
+                <w:sz w:val="28"/>
+                <w:szCs w:val="28"/>
+                <w:cs/>
+                <w:lang w:bidi="ta-IN"/>
+              </w:rPr>
+              <w:t>ம்</w:t>
+            </w:r>
+            <w:r>
+              <w:rPr>
+                <w:rFonts w:ascii="Latha" w:hAnsi="Latha" w:cs="Latha"/>
+                <w:b/>
+                <w:bCs/>
+                <w:i/>
+                <w:iCs/>
+                <w:sz w:val="28"/>
+                <w:szCs w:val="28"/>
+                <w:cs/>
+                <w:lang w:bidi="ta-IN"/>
+              </w:rPr>
+              <w:t>ரு</w:t>
+            </w:r>
+            <w:r>
+              <w:rPr>
+                <w:rFonts w:ascii="BRH Tamil Tab Extra" w:hAnsi="BRH Tamil Tab Extra" w:cs="Latha"/>
+                <w:b/>
+                <w:sz w:val="32"/>
+                <w:szCs w:val="28"/>
+              </w:rPr>
+              <w:t>…</w:t>
+            </w:r>
+            <w:r>
+              <w:rPr>
+                <w:rFonts w:ascii="Latha" w:hAnsi="Latha" w:cs="Latha"/>
+                <w:sz w:val="28"/>
+                <w:szCs w:val="28"/>
+                <w:cs/>
+                <w:lang w:bidi="ta-IN"/>
+              </w:rPr>
+              <w:t>ஶே</w:t>
+            </w:r>
+            <w:r>
+              <w:rPr>
+                <w:rFonts w:ascii="BRH Tamil Tab Extra" w:hAnsi="BRH Tamil Tab Extra" w:cs="Latha"/>
+                <w:b/>
+                <w:sz w:val="32"/>
+                <w:szCs w:val="28"/>
+              </w:rPr>
+              <w:t>…</w:t>
+            </w:r>
+            <w:r>
+              <w:rPr>
+                <w:rFonts w:ascii="Latha" w:hAnsi="Latha" w:cs="Latha"/>
+                <w:sz w:val="28"/>
+                <w:szCs w:val="28"/>
+                <w:cs/>
+                <w:lang w:bidi="ta-IN"/>
+              </w:rPr>
+              <w:t xml:space="preserve">த் </w:t>
+            </w:r>
+            <w:r>
+              <w:rPr>
+                <w:rFonts w:ascii="Latha" w:hAnsi="Latha" w:cs="Latha"/>
+                <w:sz w:val="28"/>
+                <w:szCs w:val="28"/>
+              </w:rPr>
+              <w:t xml:space="preserve">| </w:t>
+            </w:r>
+            <w:r>
+              <w:rPr>
+                <w:rFonts w:ascii="Latha" w:hAnsi="Latha" w:cs="Latha"/>
+                <w:sz w:val="28"/>
+                <w:szCs w:val="28"/>
+                <w:cs/>
+                <w:lang w:bidi="ta-IN"/>
+              </w:rPr>
+              <w:t>த்ரி</w:t>
+            </w:r>
+            <w:r>
+              <w:rPr>
+                <w:rFonts w:ascii="BRH Tamil Tab Extra" w:hAnsi="BRH Tamil Tab Extra" w:cs="Latha"/>
+                <w:b/>
+                <w:sz w:val="32"/>
+                <w:szCs w:val="28"/>
+              </w:rPr>
+              <w:t>…</w:t>
+            </w:r>
+            <w:r>
+              <w:rPr>
+                <w:rFonts w:ascii="Latha" w:hAnsi="Latha" w:cs="Latha"/>
+                <w:sz w:val="28"/>
+                <w:szCs w:val="28"/>
+                <w:cs/>
+                <w:lang w:bidi="ta-IN"/>
+              </w:rPr>
+              <w:t>ஷ்டு</w:t>
+            </w:r>
+            <w:r>
+              <w:rPr>
+                <w:rFonts w:ascii="Latha" w:hAnsi="Latha" w:cs="Latha"/>
+                <w:sz w:val="28"/>
+                <w:szCs w:val="28"/>
+                <w:highlight w:val="green"/>
+                <w:cs/>
+                <w:lang w:bidi="ta-IN"/>
+              </w:rPr>
+              <w:t>பா</w:t>
+            </w:r>
+            <w:r>
+              <w:rPr>
+                <w:rFonts w:ascii="BRH Tamil Tab Extra" w:hAnsi="BRH Tamil Tab Extra" w:cs="Latha"/>
+                <w:b/>
+                <w:sz w:val="36"/>
+                <w:szCs w:val="28"/>
+                <w:highlight w:val="green"/>
+              </w:rPr>
+              <w:t>‡</w:t>
+            </w:r>
+            <w:r>
+              <w:rPr>
+                <w:rFonts w:ascii="Latha" w:hAnsi="Latha" w:cs="Latha"/>
+                <w:b/>
+                <w:bCs/>
+                <w:position w:val="-12"/>
+                <w:sz w:val="28"/>
+                <w:szCs w:val="28"/>
+                <w:highlight w:val="green"/>
+                <w:cs/>
+                <w:lang w:bidi="ta-IN"/>
+              </w:rPr>
+              <w:t>4</w:t>
+            </w:r>
+            <w:r>
+              <w:rPr>
+                <w:rFonts w:ascii="Latha" w:hAnsi="Latha" w:cs="Latha"/>
+                <w:sz w:val="28"/>
+                <w:szCs w:val="28"/>
+                <w:cs/>
+                <w:lang w:bidi="ta-IN"/>
+              </w:rPr>
+              <w:t xml:space="preserve"> </w:t>
+            </w:r>
+            <w:r>
+              <w:rPr>
+                <w:rFonts w:ascii="Latha" w:hAnsi="Latha" w:cs="Latha"/>
+                <w:sz w:val="28"/>
+                <w:szCs w:val="28"/>
+              </w:rPr>
+              <w:t>|</w:t>
+            </w:r>
+          </w:p>
+        </w:tc>
+      </w:tr>
+    </w:tbl>
+    <w:p>
+      <w:pPr>
+        <w:jc w:val="center"/>
+        <w:rPr>
+          <w:b/>
+          <w:bCs/>
+          <w:sz w:val="32"/>
+          <w:szCs w:val="32"/>
+          <w:u w:val="single"/>
+          <w:lang w:val="it-IT"/>
+        </w:rPr>
+      </w:pPr>
+    </w:p>
+    <w:p>
+      <w:pPr>
+        <w:jc w:val="center"/>
+        <w:rPr>
+          <w:b/>
+          <w:bCs/>
+          <w:sz w:val="32"/>
+          <w:szCs w:val="32"/>
+          <w:u w:val="single"/>
+          <w:lang w:val="it-IT"/>
+        </w:rPr>
+      </w:pPr>
+    </w:p>
+    <w:p>
+      <w:pPr>
+        <w:jc w:val="center"/>
+        <w:rPr>
+          <w:b/>
+          <w:bCs/>
+          <w:sz w:val="32"/>
+          <w:szCs w:val="32"/>
+          <w:u w:val="single"/>
+          <w:lang w:val="it-IT"/>
+        </w:rPr>
+      </w:pPr>
+    </w:p>
     <w:p>
       <w:pPr>
         <w:jc w:val="center"/>
@@ -1286,6 +1990,7 @@
                 <w:szCs w:val="28"/>
                 <w:lang w:val="it-IT" w:bidi="ta-IN"/>
               </w:rPr>
+              <w:lastRenderedPageBreak/>
               <w:t>5.7.</w:t>
             </w:r>
             <w:r>
@@ -1801,7 +2506,6 @@
           <w:szCs w:val="32"/>
           <w:u w:val="single"/>
         </w:rPr>
-        <w:lastRenderedPageBreak/>
         <w:t>TS Pada Paatam – TS 5.7 Tamil co</w:t>
       </w:r>
       <w:r>
@@ -2492,6 +3196,7 @@
                 <w:szCs w:val="28"/>
                 <w:lang w:bidi="ta-IN"/>
               </w:rPr>
+              <w:lastRenderedPageBreak/>
               <w:t>5.7.5.</w:t>
             </w:r>
             <w:r>
@@ -2933,68 +3638,18 @@
                 <w:b/>
                 <w:sz w:val="28"/>
                 <w:szCs w:val="28"/>
-                <w:lang w:bidi="ta-IN"/>
-              </w:rPr>
-            </w:pPr>
-            <w:r>
-              <w:rPr>
-                <w:rFonts w:cs="Latha"/>
-                <w:b/>
-                <w:sz w:val="28"/>
-                <w:szCs w:val="28"/>
-                <w:lang w:bidi="ta-IN"/>
-              </w:rPr>
-              <w:t>5.7.</w:t>
-            </w:r>
-            <w:r>
-              <w:rPr>
-                <w:rFonts w:cs="Latha"/>
-                <w:b/>
-                <w:sz w:val="28"/>
-                <w:szCs w:val="28"/>
-                <w:lang w:bidi="ta-IN"/>
-              </w:rPr>
-              <w:t>8</w:t>
-            </w:r>
-            <w:r>
-              <w:rPr>
-                <w:rFonts w:cs="Latha"/>
-                <w:b/>
-                <w:sz w:val="28"/>
-                <w:szCs w:val="28"/>
-                <w:lang w:bidi="ta-IN"/>
-              </w:rPr>
-              <w:t>.</w:t>
-            </w:r>
-            <w:r>
-              <w:rPr>
-                <w:rFonts w:cs="Latha"/>
-                <w:b/>
-                <w:sz w:val="28"/>
-                <w:szCs w:val="28"/>
-                <w:lang w:bidi="ta-IN"/>
-              </w:rPr>
-              <w:t>3</w:t>
-            </w:r>
-            <w:r>
-              <w:rPr>
-                <w:rFonts w:cs="Latha"/>
-                <w:b/>
-                <w:sz w:val="28"/>
-                <w:szCs w:val="28"/>
-                <w:lang w:bidi="ta-IN"/>
-              </w:rPr>
-              <w:t xml:space="preserve"> – </w:t>
-            </w:r>
-            <w:r>
-              <w:rPr>
-                <w:rFonts w:cs="Latha"/>
-                <w:b/>
-                <w:sz w:val="28"/>
-                <w:szCs w:val="28"/>
-                <w:lang w:bidi="ta-IN"/>
-              </w:rPr>
-              <w:t>Padam</w:t>
+                <w:lang w:val="it-IT" w:bidi="ta-IN"/>
+              </w:rPr>
+            </w:pPr>
+            <w:r>
+              <w:rPr>
+                <w:rFonts w:cs="Latha"/>
+                <w:b/>
+                <w:sz w:val="28"/>
+                <w:szCs w:val="28"/>
+                <w:lang w:val="it-IT" w:bidi="ta-IN"/>
+              </w:rPr>
+              <w:t>5.7.8.3 – Padam</w:t>
             </w:r>
           </w:p>
           <w:p>
@@ -3005,38 +3660,18 @@
                 <w:b/>
                 <w:sz w:val="28"/>
                 <w:szCs w:val="28"/>
-                <w:lang w:bidi="ta-IN"/>
-              </w:rPr>
-            </w:pPr>
-            <w:r>
-              <w:rPr>
-                <w:rFonts w:cs="Latha"/>
-                <w:b/>
-                <w:sz w:val="28"/>
-                <w:szCs w:val="28"/>
-                <w:lang w:bidi="ta-IN"/>
-              </w:rPr>
-              <w:t>Padam</w:t>
-            </w:r>
-            <w:r>
-              <w:rPr>
-                <w:rFonts w:cs="Latha"/>
-                <w:b/>
-                <w:sz w:val="28"/>
-                <w:szCs w:val="28"/>
-                <w:lang w:bidi="ta-IN"/>
-              </w:rPr>
-              <w:t xml:space="preserve"> No. </w:t>
-            </w:r>
-            <w:r>
-              <w:rPr>
-                <w:rFonts w:cs="Latha"/>
-                <w:b/>
-                <w:sz w:val="28"/>
-                <w:szCs w:val="28"/>
-                <w:lang w:bidi="ta-IN"/>
-              </w:rPr>
-              <w:t>- 7</w:t>
+                <w:lang w:val="it-IT" w:bidi="ta-IN"/>
+              </w:rPr>
+            </w:pPr>
+            <w:r>
+              <w:rPr>
+                <w:rFonts w:cs="Latha"/>
+                <w:b/>
+                <w:sz w:val="28"/>
+                <w:szCs w:val="28"/>
+                <w:lang w:val="it-IT" w:bidi="ta-IN"/>
+              </w:rPr>
+              <w:t>Padam No. - 7</w:t>
             </w:r>
           </w:p>
           <w:p>
@@ -3046,48 +3681,18 @@
                 <w:rFonts w:cs="Latha"/>
                 <w:sz w:val="28"/>
                 <w:szCs w:val="28"/>
-                <w:lang w:bidi="ta-IN"/>
-              </w:rPr>
-            </w:pPr>
-            <w:r>
-              <w:rPr>
-                <w:rFonts w:cs="Latha"/>
-                <w:b/>
-                <w:sz w:val="28"/>
-                <w:szCs w:val="28"/>
-                <w:lang w:bidi="ta-IN"/>
-              </w:rPr>
-              <w:t>Panchaati  No.</w:t>
-            </w:r>
-            <w:r>
-              <w:rPr>
-                <w:rFonts w:cs="Latha"/>
-                <w:b/>
-                <w:sz w:val="28"/>
-                <w:szCs w:val="28"/>
-                <w:lang w:bidi="ta-IN"/>
-              </w:rPr>
-              <w:t xml:space="preserve"> - </w:t>
-            </w:r>
-            <w:r>
-              <w:rPr>
-                <w:rFonts w:cs="Latha"/>
-                <w:b/>
-                <w:sz w:val="28"/>
-                <w:szCs w:val="28"/>
-                <w:lang w:bidi="ta-IN"/>
-              </w:rPr>
-              <w:t xml:space="preserve"> </w:t>
-            </w:r>
-            <w:r>
-              <w:rPr>
-                <w:rFonts w:cs="Latha"/>
-                <w:b/>
-                <w:sz w:val="28"/>
-                <w:szCs w:val="28"/>
-                <w:lang w:bidi="ta-IN"/>
-              </w:rPr>
-              <w:t>35</w:t>
+                <w:lang w:val="it-IT" w:bidi="ta-IN"/>
+              </w:rPr>
+            </w:pPr>
+            <w:r>
+              <w:rPr>
+                <w:rFonts w:cs="Latha"/>
+                <w:b/>
+                <w:sz w:val="28"/>
+                <w:szCs w:val="28"/>
+                <w:lang w:val="it-IT" w:bidi="ta-IN"/>
+              </w:rPr>
+              <w:t>Panchaati  No. -  35</w:t>
             </w:r>
           </w:p>
         </w:tc>
@@ -4237,17 +4842,17 @@
                 <w:bCs/>
                 <w:sz w:val="28"/>
                 <w:szCs w:val="28"/>
-                <w:lang w:bidi="ta-IN"/>
-              </w:rPr>
-            </w:pPr>
-            <w:r>
-              <w:rPr>
-                <w:rFonts w:cs="Latha"/>
-                <w:b/>
-                <w:bCs/>
-                <w:sz w:val="28"/>
-                <w:szCs w:val="28"/>
-                <w:lang w:bidi="ta-IN"/>
+                <w:lang w:val="it-IT" w:bidi="ta-IN"/>
+              </w:rPr>
+            </w:pPr>
+            <w:r>
+              <w:rPr>
+                <w:rFonts w:cs="Latha"/>
+                <w:b/>
+                <w:bCs/>
+                <w:sz w:val="28"/>
+                <w:szCs w:val="28"/>
+                <w:lang w:val="it-IT" w:bidi="ta-IN"/>
               </w:rPr>
               <w:t>5.7.5.7 – Padam</w:t>
             </w:r>
@@ -4261,17 +4866,17 @@
                 <w:bCs/>
                 <w:sz w:val="28"/>
                 <w:szCs w:val="28"/>
-                <w:lang w:bidi="ta-IN"/>
-              </w:rPr>
-            </w:pPr>
-            <w:r>
-              <w:rPr>
-                <w:rFonts w:cs="Latha"/>
-                <w:b/>
-                <w:bCs/>
-                <w:sz w:val="28"/>
-                <w:szCs w:val="28"/>
-                <w:lang w:bidi="ta-IN"/>
+                <w:lang w:val="it-IT" w:bidi="ta-IN"/>
+              </w:rPr>
+            </w:pPr>
+            <w:r>
+              <w:rPr>
+                <w:rFonts w:cs="Latha"/>
+                <w:b/>
+                <w:bCs/>
+                <w:sz w:val="28"/>
+                <w:szCs w:val="28"/>
+                <w:lang w:val="it-IT" w:bidi="ta-IN"/>
               </w:rPr>
               <w:t>Padam No. 19</w:t>
             </w:r>
@@ -4285,17 +4890,17 @@
                 <w:bCs/>
                 <w:sz w:val="28"/>
                 <w:szCs w:val="28"/>
-                <w:lang w:bidi="ta-IN"/>
-              </w:rPr>
-            </w:pPr>
-            <w:r>
-              <w:rPr>
-                <w:rFonts w:cs="Latha"/>
-                <w:b/>
-                <w:bCs/>
-                <w:sz w:val="28"/>
-                <w:szCs w:val="28"/>
-                <w:lang w:bidi="ta-IN"/>
+                <w:lang w:val="it-IT" w:bidi="ta-IN"/>
+              </w:rPr>
+            </w:pPr>
+            <w:r>
+              <w:rPr>
+                <w:rFonts w:cs="Latha"/>
+                <w:b/>
+                <w:bCs/>
+                <w:sz w:val="28"/>
+                <w:szCs w:val="28"/>
+                <w:lang w:val="it-IT" w:bidi="ta-IN"/>
               </w:rPr>
               <w:t>Panchaati  No. 23</w:t>
             </w:r>
@@ -4319,6 +4924,7 @@
                 <w:rFonts w:ascii="BRH Devanagari Extra" w:hAnsi="BRH Devanagari Extra" w:cs="BRH Devanagari Extra"/>
                 <w:sz w:val="40"/>
                 <w:szCs w:val="40"/>
+                <w:lang w:val="it-IT"/>
               </w:rPr>
             </w:pPr>
             <w:r>
@@ -4383,6 +4989,7 @@
                 <w:b/>
                 <w:sz w:val="36"/>
                 <w:szCs w:val="28"/>
+                <w:lang w:val="it-IT"/>
               </w:rPr>
               <w:t>‡</w:t>
             </w:r>
@@ -4401,6 +5008,7 @@
                 <w:rFonts w:ascii="Latha" w:hAnsi="Latha" w:cs="Latha"/>
                 <w:sz w:val="28"/>
                 <w:szCs w:val="28"/>
+                <w:lang w:val="it-IT"/>
               </w:rPr>
               <w:t xml:space="preserve">| </w:t>
             </w:r>
@@ -4420,6 +5028,7 @@
                 <w:b/>
                 <w:sz w:val="36"/>
                 <w:szCs w:val="28"/>
+                <w:lang w:val="it-IT"/>
               </w:rPr>
               <w:t>‡</w:t>
             </w:r>
@@ -4462,6 +5071,7 @@
                 <w:b/>
                 <w:sz w:val="32"/>
                 <w:szCs w:val="28"/>
+                <w:lang w:val="it-IT"/>
               </w:rPr>
               <w:t>…</w:t>
             </w:r>
@@ -4481,6 +5091,7 @@
                 <w:b/>
                 <w:sz w:val="36"/>
                 <w:szCs w:val="28"/>
+                <w:lang w:val="it-IT"/>
               </w:rPr>
               <w:t>†</w:t>
             </w:r>
@@ -4489,6 +5100,7 @@
                 <w:rFonts w:ascii="Latha" w:hAnsi="Latha" w:cs="Latha"/>
                 <w:sz w:val="28"/>
                 <w:szCs w:val="28"/>
+                <w:lang w:val="it-IT"/>
               </w:rPr>
               <w:t xml:space="preserve"> </w:t>
             </w:r>
@@ -4519,6 +5131,7 @@
                 <w:b/>
                 <w:sz w:val="36"/>
                 <w:szCs w:val="28"/>
+                <w:lang w:val="it-IT"/>
               </w:rPr>
               <w:t>†</w:t>
             </w:r>
@@ -4527,6 +5140,7 @@
                 <w:rFonts w:ascii="Latha" w:hAnsi="Latha" w:cs="Latha"/>
                 <w:sz w:val="28"/>
                 <w:szCs w:val="28"/>
+                <w:lang w:val="it-IT"/>
               </w:rPr>
               <w:t xml:space="preserve"> -- </w:t>
             </w:r>
@@ -4569,6 +5183,7 @@
                 <w:b/>
                 <w:sz w:val="32"/>
                 <w:szCs w:val="28"/>
+                <w:lang w:val="it-IT"/>
               </w:rPr>
               <w:t>…</w:t>
             </w:r>
@@ -4587,6 +5202,7 @@
                 <w:rFonts w:ascii="Latha" w:hAnsi="Latha" w:cs="Latha"/>
                 <w:sz w:val="28"/>
                 <w:szCs w:val="28"/>
+                <w:lang w:val="it-IT"/>
               </w:rPr>
               <w:t>|</w:t>
             </w:r>
@@ -4609,6 +5225,7 @@
                 <w:rFonts w:ascii="BRH Devanagari Extra" w:hAnsi="BRH Devanagari Extra" w:cs="BRH Devanagari Extra"/>
                 <w:sz w:val="40"/>
                 <w:szCs w:val="40"/>
+                <w:lang w:val="it-IT"/>
               </w:rPr>
             </w:pPr>
             <w:r>
@@ -4673,6 +5290,7 @@
                 <w:b/>
                 <w:sz w:val="36"/>
                 <w:szCs w:val="28"/>
+                <w:lang w:val="it-IT"/>
               </w:rPr>
               <w:t>‡</w:t>
             </w:r>
@@ -4691,6 +5309,7 @@
                 <w:rFonts w:ascii="Latha" w:hAnsi="Latha" w:cs="Latha"/>
                 <w:sz w:val="28"/>
                 <w:szCs w:val="28"/>
+                <w:lang w:val="it-IT"/>
               </w:rPr>
               <w:t xml:space="preserve">| </w:t>
             </w:r>
@@ -4710,6 +5329,7 @@
                 <w:b/>
                 <w:sz w:val="36"/>
                 <w:szCs w:val="28"/>
+                <w:lang w:val="it-IT"/>
               </w:rPr>
               <w:t>‡</w:t>
             </w:r>
@@ -4752,6 +5372,7 @@
                 <w:b/>
                 <w:sz w:val="32"/>
                 <w:szCs w:val="28"/>
+                <w:lang w:val="it-IT"/>
               </w:rPr>
               <w:t>…</w:t>
             </w:r>
@@ -4771,6 +5392,7 @@
                 <w:b/>
                 <w:sz w:val="36"/>
                 <w:szCs w:val="28"/>
+                <w:lang w:val="it-IT"/>
               </w:rPr>
               <w:t>†</w:t>
             </w:r>
@@ -4779,6 +5401,7 @@
                 <w:rFonts w:ascii="Latha" w:hAnsi="Latha" w:cs="Latha"/>
                 <w:sz w:val="28"/>
                 <w:szCs w:val="28"/>
+                <w:lang w:val="it-IT"/>
               </w:rPr>
               <w:t xml:space="preserve"> </w:t>
             </w:r>
@@ -4809,14 +5432,16 @@
                 <w:b/>
                 <w:sz w:val="32"/>
                 <w:szCs w:val="28"/>
-              </w:rPr>
-              <w:t>…</w:t>
-            </w:r>
-            <w:r>
-              <w:rPr>
-                <w:rFonts w:ascii="Latha" w:hAnsi="Latha" w:cs="Latha"/>
-                <w:sz w:val="28"/>
-                <w:szCs w:val="28"/>
+                <w:lang w:val="it-IT"/>
+              </w:rPr>
+              <w:t>…</w:t>
+            </w:r>
+            <w:r>
+              <w:rPr>
+                <w:rFonts w:ascii="Latha" w:hAnsi="Latha" w:cs="Latha"/>
+                <w:sz w:val="28"/>
+                <w:szCs w:val="28"/>
+                <w:lang w:val="it-IT"/>
               </w:rPr>
               <w:t xml:space="preserve"> -- </w:t>
             </w:r>
@@ -4859,6 +5484,7 @@
                 <w:b/>
                 <w:sz w:val="32"/>
                 <w:szCs w:val="28"/>
+                <w:lang w:val="it-IT"/>
               </w:rPr>
               <w:t>…</w:t>
             </w:r>
@@ -4877,6 +5503,7 @@
                 <w:rFonts w:ascii="Latha" w:hAnsi="Latha" w:cs="Latha"/>
                 <w:sz w:val="28"/>
                 <w:szCs w:val="28"/>
+                <w:lang w:val="it-IT"/>
               </w:rPr>
               <w:t>|</w:t>
             </w:r>
@@ -5397,17 +6024,17 @@
                 <w:bCs/>
                 <w:sz w:val="28"/>
                 <w:szCs w:val="28"/>
-                <w:lang w:bidi="ta-IN"/>
-              </w:rPr>
-            </w:pPr>
-            <w:r>
-              <w:rPr>
-                <w:rFonts w:cs="Latha"/>
-                <w:b/>
-                <w:bCs/>
-                <w:sz w:val="28"/>
-                <w:szCs w:val="28"/>
-                <w:lang w:bidi="ta-IN"/>
+                <w:lang w:val="it-IT" w:bidi="ta-IN"/>
+              </w:rPr>
+            </w:pPr>
+            <w:r>
+              <w:rPr>
+                <w:rFonts w:cs="Latha"/>
+                <w:b/>
+                <w:bCs/>
+                <w:sz w:val="28"/>
+                <w:szCs w:val="28"/>
+                <w:lang w:val="it-IT" w:bidi="ta-IN"/>
               </w:rPr>
               <w:t>5.7.8.1 – Padam</w:t>
             </w:r>
@@ -5421,17 +6048,17 @@
                 <w:bCs/>
                 <w:sz w:val="28"/>
                 <w:szCs w:val="28"/>
-                <w:lang w:bidi="ta-IN"/>
-              </w:rPr>
-            </w:pPr>
-            <w:r>
-              <w:rPr>
-                <w:rFonts w:cs="Latha"/>
-                <w:b/>
-                <w:bCs/>
-                <w:sz w:val="28"/>
-                <w:szCs w:val="28"/>
-                <w:lang w:bidi="ta-IN"/>
+                <w:lang w:val="it-IT" w:bidi="ta-IN"/>
+              </w:rPr>
+            </w:pPr>
+            <w:r>
+              <w:rPr>
+                <w:rFonts w:cs="Latha"/>
+                <w:b/>
+                <w:bCs/>
+                <w:sz w:val="28"/>
+                <w:szCs w:val="28"/>
+                <w:lang w:val="it-IT" w:bidi="ta-IN"/>
               </w:rPr>
               <w:t>Padam No. 40</w:t>
             </w:r>
@@ -5445,17 +6072,17 @@
                 <w:bCs/>
                 <w:sz w:val="28"/>
                 <w:szCs w:val="28"/>
-                <w:lang w:bidi="ta-IN"/>
-              </w:rPr>
-            </w:pPr>
-            <w:r>
-              <w:rPr>
-                <w:rFonts w:cs="Latha"/>
-                <w:b/>
-                <w:bCs/>
-                <w:sz w:val="28"/>
-                <w:szCs w:val="28"/>
-                <w:lang w:bidi="ta-IN"/>
+                <w:lang w:val="it-IT" w:bidi="ta-IN"/>
+              </w:rPr>
+            </w:pPr>
+            <w:r>
+              <w:rPr>
+                <w:rFonts w:cs="Latha"/>
+                <w:b/>
+                <w:bCs/>
+                <w:sz w:val="28"/>
+                <w:szCs w:val="28"/>
+                <w:lang w:val="it-IT" w:bidi="ta-IN"/>
               </w:rPr>
               <w:t>Panchaati  No. 33</w:t>
             </w:r>
@@ -5479,6 +6106,7 @@
                 <w:rFonts w:ascii="BRH Devanagari Extra" w:hAnsi="BRH Devanagari Extra" w:cs="BRH Devanagari Extra"/>
                 <w:sz w:val="40"/>
                 <w:szCs w:val="40"/>
+                <w:lang w:val="it-IT"/>
               </w:rPr>
             </w:pPr>
             <w:r>
@@ -5497,6 +6125,7 @@
                 <w:b/>
                 <w:sz w:val="32"/>
                 <w:szCs w:val="28"/>
+                <w:lang w:val="it-IT"/>
               </w:rPr>
               <w:t>…</w:t>
             </w:r>
@@ -5515,6 +6144,7 @@
                 <w:rFonts w:ascii="Latha" w:hAnsi="Latha" w:cs="Latha"/>
                 <w:sz w:val="28"/>
                 <w:szCs w:val="28"/>
+                <w:lang w:val="it-IT"/>
               </w:rPr>
               <w:t xml:space="preserve">| </w:t>
             </w:r>
@@ -5534,6 +6164,7 @@
                 <w:b/>
                 <w:sz w:val="32"/>
                 <w:szCs w:val="28"/>
+                <w:lang w:val="it-IT"/>
               </w:rPr>
               <w:t>…</w:t>
             </w:r>
@@ -5553,6 +6184,7 @@
                 <w:b/>
                 <w:sz w:val="32"/>
                 <w:szCs w:val="28"/>
+                <w:lang w:val="it-IT"/>
               </w:rPr>
               <w:t>…</w:t>
             </w:r>
@@ -5584,6 +6216,7 @@
                 <w:sz w:val="36"/>
                 <w:szCs w:val="28"/>
                 <w:highlight w:val="yellow"/>
+                <w:lang w:val="it-IT"/>
               </w:rPr>
               <w:t>†</w:t>
             </w:r>
@@ -5635,6 +6268,7 @@
                 <w:rFonts w:ascii="Latha" w:hAnsi="Latha" w:cs="Latha"/>
                 <w:sz w:val="28"/>
                 <w:szCs w:val="28"/>
+                <w:lang w:val="it-IT"/>
               </w:rPr>
               <w:t xml:space="preserve">-- </w:t>
             </w:r>
@@ -5654,6 +6288,7 @@
                 <w:b/>
                 <w:sz w:val="36"/>
                 <w:szCs w:val="28"/>
+                <w:lang w:val="it-IT"/>
               </w:rPr>
               <w:t>†</w:t>
             </w:r>
@@ -5662,6 +6297,7 @@
                 <w:rFonts w:ascii="Latha" w:hAnsi="Latha" w:cs="Latha"/>
                 <w:sz w:val="28"/>
                 <w:szCs w:val="28"/>
+                <w:lang w:val="it-IT"/>
               </w:rPr>
               <w:t xml:space="preserve"> |</w:t>
             </w:r>
@@ -5670,6 +6306,7 @@
                 <w:rFonts w:ascii="BRH Devanagari Extra" w:hAnsi="BRH Devanagari Extra" w:cs="BRH Devanagari Extra"/>
                 <w:sz w:val="40"/>
                 <w:szCs w:val="40"/>
+                <w:lang w:val="it-IT"/>
               </w:rPr>
               <w:t>|</w:t>
             </w:r>
@@ -5692,6 +6329,7 @@
                 <w:rFonts w:ascii="BRH Devanagari Extra" w:hAnsi="BRH Devanagari Extra" w:cs="BRH Devanagari Extra"/>
                 <w:sz w:val="40"/>
                 <w:szCs w:val="40"/>
+                <w:lang w:val="it-IT"/>
               </w:rPr>
             </w:pPr>
             <w:r>
@@ -5710,6 +6348,7 @@
                 <w:b/>
                 <w:sz w:val="32"/>
                 <w:szCs w:val="28"/>
+                <w:lang w:val="it-IT"/>
               </w:rPr>
               <w:t>…</w:t>
             </w:r>
@@ -5728,6 +6367,7 @@
                 <w:rFonts w:ascii="Latha" w:hAnsi="Latha" w:cs="Latha"/>
                 <w:sz w:val="28"/>
                 <w:szCs w:val="28"/>
+                <w:lang w:val="it-IT"/>
               </w:rPr>
               <w:t xml:space="preserve">| </w:t>
             </w:r>
@@ -5747,6 +6387,7 @@
                 <w:b/>
                 <w:sz w:val="32"/>
                 <w:szCs w:val="28"/>
+                <w:lang w:val="it-IT"/>
               </w:rPr>
               <w:t>…</w:t>
             </w:r>
@@ -5766,6 +6407,7 @@
                 <w:b/>
                 <w:sz w:val="32"/>
                 <w:szCs w:val="28"/>
+                <w:lang w:val="it-IT"/>
               </w:rPr>
               <w:t>…</w:t>
             </w:r>
@@ -5807,6 +6449,7 @@
                 <w:b/>
                 <w:sz w:val="36"/>
                 <w:szCs w:val="28"/>
+                <w:lang w:val="it-IT"/>
               </w:rPr>
               <w:t>†</w:t>
             </w:r>
@@ -5847,6 +6490,7 @@
                 <w:rFonts w:ascii="Latha" w:hAnsi="Latha" w:cs="Latha"/>
                 <w:sz w:val="28"/>
                 <w:szCs w:val="28"/>
+                <w:lang w:val="it-IT"/>
               </w:rPr>
               <w:t xml:space="preserve">-- </w:t>
             </w:r>
@@ -5866,6 +6510,7 @@
                 <w:b/>
                 <w:sz w:val="36"/>
                 <w:szCs w:val="28"/>
+                <w:lang w:val="it-IT"/>
               </w:rPr>
               <w:t>†</w:t>
             </w:r>
@@ -5874,6 +6519,7 @@
                 <w:rFonts w:ascii="Latha" w:hAnsi="Latha" w:cs="Latha"/>
                 <w:sz w:val="28"/>
                 <w:szCs w:val="28"/>
+                <w:lang w:val="it-IT"/>
               </w:rPr>
               <w:t xml:space="preserve"> |</w:t>
             </w:r>
@@ -5903,17 +6549,17 @@
                 <w:bCs/>
                 <w:sz w:val="28"/>
                 <w:szCs w:val="28"/>
-                <w:lang w:bidi="ta-IN"/>
-              </w:rPr>
-            </w:pPr>
-            <w:r>
-              <w:rPr>
-                <w:rFonts w:cs="Latha"/>
-                <w:b/>
-                <w:bCs/>
-                <w:sz w:val="28"/>
-                <w:szCs w:val="28"/>
-                <w:lang w:bidi="ta-IN"/>
+                <w:lang w:val="it-IT" w:bidi="ta-IN"/>
+              </w:rPr>
+            </w:pPr>
+            <w:r>
+              <w:rPr>
+                <w:rFonts w:cs="Latha"/>
+                <w:b/>
+                <w:bCs/>
+                <w:sz w:val="28"/>
+                <w:szCs w:val="28"/>
+                <w:lang w:val="it-IT" w:bidi="ta-IN"/>
               </w:rPr>
               <w:t>5.7.8.2 – Padam</w:t>
             </w:r>
@@ -5927,17 +6573,17 @@
                 <w:bCs/>
                 <w:sz w:val="28"/>
                 <w:szCs w:val="28"/>
-                <w:lang w:bidi="ta-IN"/>
-              </w:rPr>
-            </w:pPr>
-            <w:r>
-              <w:rPr>
-                <w:rFonts w:cs="Latha"/>
-                <w:b/>
-                <w:bCs/>
-                <w:sz w:val="28"/>
-                <w:szCs w:val="28"/>
-                <w:lang w:bidi="ta-IN"/>
+                <w:lang w:val="it-IT" w:bidi="ta-IN"/>
+              </w:rPr>
+            </w:pPr>
+            <w:r>
+              <w:rPr>
+                <w:rFonts w:cs="Latha"/>
+                <w:b/>
+                <w:bCs/>
+                <w:sz w:val="28"/>
+                <w:szCs w:val="28"/>
+                <w:lang w:val="it-IT" w:bidi="ta-IN"/>
               </w:rPr>
               <w:t>Padam No. 12</w:t>
             </w:r>
@@ -5951,17 +6597,17 @@
                 <w:bCs/>
                 <w:sz w:val="28"/>
                 <w:szCs w:val="28"/>
-                <w:lang w:bidi="ta-IN"/>
-              </w:rPr>
-            </w:pPr>
-            <w:r>
-              <w:rPr>
-                <w:rFonts w:cs="Latha"/>
-                <w:b/>
-                <w:bCs/>
-                <w:sz w:val="28"/>
-                <w:szCs w:val="28"/>
-                <w:lang w:bidi="ta-IN"/>
+                <w:lang w:val="it-IT" w:bidi="ta-IN"/>
+              </w:rPr>
+            </w:pPr>
+            <w:r>
+              <w:rPr>
+                <w:rFonts w:cs="Latha"/>
+                <w:b/>
+                <w:bCs/>
+                <w:sz w:val="28"/>
+                <w:szCs w:val="28"/>
+                <w:lang w:val="it-IT" w:bidi="ta-IN"/>
               </w:rPr>
               <w:t>Panchaati  No. 34</w:t>
             </w:r>
